--- a/data/revised_2026-10_full/outputs/v2/Maths/SS1.2_Indices/Mathematics_Indices_CBE_LessonSequence.docx
+++ b/data/revised_2026-10_full/outputs/v2/Maths/SS1.2_Indices/Mathematics_Indices_CBE_LessonSequence.docx
@@ -2158,7 +2158,7 @@
         </w:rPr>
         <w:t xml:space="preserve">© 2026 SeaVuria and ARES. This work is licensed under a </w:t>
       </w:r>
-      <w:hyperlink w:history="1" r:id="rIdjbjea31nm3k6qkuu9u5uq">
+      <w:hyperlink w:history="1" r:id="rIdti9el3rom2axu4mgnycnd">
         <w:r>
           <w:rPr>
             <w:rFonts w:ascii="Arial" w:cs="Arial" w:eastAsia="Arial" w:hAnsi="Arial"/>
@@ -2178,7 +2178,7 @@
         </w:rPr>
         <w:t xml:space="preserve"> (</w:t>
       </w:r>
-      <w:hyperlink w:history="1" r:id="rIdzdsjmpw8pj6ei070fdk08">
+      <w:hyperlink w:history="1" r:id="rIdhrpvtoc4tc5cqehvdmo_r">
         <w:r>
           <w:rPr>
             <w:rFonts w:ascii="Arial" w:cs="Arial" w:eastAsia="Arial" w:hAnsi="Arial"/>
@@ -2198,7 +2198,7 @@
         </w:rPr>
         <w:t xml:space="preserve">). To view a copy of this license, visit </w:t>
       </w:r>
-      <w:hyperlink w:history="1" r:id="rIdw-ljpoea_nuezgps08qk4">
+      <w:hyperlink w:history="1" r:id="rIdw9v-kdfu-vhfnh5amslfe">
         <w:r>
           <w:rPr>
             <w:rFonts w:ascii="Arial" w:cs="Arial" w:eastAsia="Arial" w:hAnsi="Arial"/>
@@ -3237,7 +3237,7 @@
             <w:pPr>
               <w:spacing w:after="20" w:before="0"/>
             </w:pPr>
-            <w:hyperlink w:history="1" r:id="rIdsg2gx8k0096vkirsmzjjz">
+            <w:hyperlink w:history="1" r:id="rIdlyybwrn8thavi28peh_b9">
               <w:r>
                 <w:rPr>
                   <w:rFonts w:ascii="Arial" w:cs="Arial" w:eastAsia="Arial" w:hAnsi="Arial"/>
@@ -3270,7 +3270,7 @@
               <w:spacing w:after="10" w:before="0"/>
               <w:ind w:left="120"/>
             </w:pPr>
-            <w:hyperlink w:history="1" r:id="rId8srv1s4frovlvoefjuiqb">
+            <w:hyperlink w:history="1" r:id="rIdqoecvkstwdemxn_ad3wpn">
               <w:r>
                 <w:rPr>
                   <w:rFonts w:ascii="Arial" w:cs="Arial" w:eastAsia="Arial" w:hAnsi="Arial"/>
@@ -3315,7 +3315,7 @@
             <w:pPr>
               <w:spacing w:after="20" w:before="0"/>
             </w:pPr>
-            <w:hyperlink w:history="1" r:id="rIdz-cq_awhc5lbo52_a-jrk">
+            <w:hyperlink w:history="1" r:id="rIdr_2dvfttcrghnsixwugur">
               <w:r>
                 <w:rPr>
                   <w:rFonts w:ascii="Arial" w:cs="Arial" w:eastAsia="Arial" w:hAnsi="Arial"/>
@@ -3348,7 +3348,7 @@
               <w:spacing w:after="10" w:before="0"/>
               <w:ind w:left="120"/>
             </w:pPr>
-            <w:hyperlink w:history="1" r:id="rIdsher6ea6sacwjoupg98du">
+            <w:hyperlink w:history="1" r:id="rIdt4zei-zjc0mfdcl3rc6-1">
               <w:r>
                 <w:rPr>
                   <w:rFonts w:ascii="Arial" w:cs="Arial" w:eastAsia="Arial" w:hAnsi="Arial"/>
@@ -3548,7 +3548,7 @@
             <w:pPr>
               <w:spacing w:after="20" w:before="0"/>
             </w:pPr>
-            <w:hyperlink w:history="1" r:id="rIdcjjzeul5v1ligb89-gy5l">
+            <w:hyperlink w:history="1" r:id="rIdf93fvp5iyg4cri8_xnkig">
               <w:r>
                 <w:rPr>
                   <w:rFonts w:ascii="Arial" w:cs="Arial" w:eastAsia="Arial" w:hAnsi="Arial"/>
@@ -3581,7 +3581,7 @@
               <w:spacing w:after="10" w:before="0"/>
               <w:ind w:left="120"/>
             </w:pPr>
-            <w:hyperlink w:history="1" r:id="rIdhyzhvnl6zrn1oqwv2itw6">
+            <w:hyperlink w:history="1" r:id="rIdu9vg04q7wztq9ejn8m6iw">
               <w:r>
                 <w:rPr>
                   <w:rFonts w:ascii="Arial" w:cs="Arial" w:eastAsia="Arial" w:hAnsi="Arial"/>
@@ -3626,7 +3626,7 @@
             <w:pPr>
               <w:spacing w:after="20" w:before="0"/>
             </w:pPr>
-            <w:hyperlink w:history="1" r:id="rIdze936ngykkcv5bz2xq1vs">
+            <w:hyperlink w:history="1" r:id="rIdfc5jupmm8th4sb-mwmtu4">
               <w:r>
                 <w:rPr>
                   <w:rFonts w:ascii="Arial" w:cs="Arial" w:eastAsia="Arial" w:hAnsi="Arial"/>
@@ -3659,7 +3659,7 @@
               <w:spacing w:after="10" w:before="0"/>
               <w:ind w:left="120"/>
             </w:pPr>
-            <w:hyperlink w:history="1" r:id="rIdgdd-tnfwor54-zm3yiexy">
+            <w:hyperlink w:history="1" r:id="rIdcrcykf-smc0-qn4j2v37z">
               <w:r>
                 <w:rPr>
                   <w:rFonts w:ascii="Arial" w:cs="Arial" w:eastAsia="Arial" w:hAnsi="Arial"/>
@@ -3859,7 +3859,7 @@
             <w:pPr>
               <w:spacing w:after="20" w:before="0"/>
             </w:pPr>
-            <w:hyperlink w:history="1" r:id="rId5ahdttket3aw_ltg57loi">
+            <w:hyperlink w:history="1" r:id="rIddgicco12chhfj36cldwcp">
               <w:r>
                 <w:rPr>
                   <w:rFonts w:ascii="Arial" w:cs="Arial" w:eastAsia="Arial" w:hAnsi="Arial"/>
@@ -3908,7 +3908,7 @@
               <w:spacing w:after="10" w:before="0"/>
               <w:ind w:left="120"/>
             </w:pPr>
-            <w:hyperlink w:history="1" r:id="rIddadoro4t6tythlioj8t-x">
+            <w:hyperlink w:history="1" r:id="rIdy1jo5hva7ncqim2xgqstt">
               <w:r>
                 <w:rPr>
                   <w:rFonts w:ascii="Arial" w:cs="Arial" w:eastAsia="Arial" w:hAnsi="Arial"/>
@@ -3953,7 +3953,7 @@
             <w:pPr>
               <w:spacing w:after="20" w:before="0"/>
             </w:pPr>
-            <w:hyperlink w:history="1" r:id="rIdimyriqs9-ynatpwzu9wb_">
+            <w:hyperlink w:history="1" r:id="rIdnxgp_rbokj0oawme8vxig">
               <w:r>
                 <w:rPr>
                   <w:rFonts w:ascii="Arial" w:cs="Arial" w:eastAsia="Arial" w:hAnsi="Arial"/>
@@ -4002,7 +4002,7 @@
               <w:spacing w:after="10" w:before="0"/>
               <w:ind w:left="120"/>
             </w:pPr>
-            <w:hyperlink w:history="1" r:id="rIdhchystwhbzvn8d2msoxyz">
+            <w:hyperlink w:history="1" r:id="rIdymypi6x-uysgnyrb84er2">
               <w:r>
                 <w:rPr>
                   <w:rFonts w:ascii="Arial" w:cs="Arial" w:eastAsia="Arial" w:hAnsi="Arial"/>
@@ -4202,7 +4202,7 @@
             <w:pPr>
               <w:spacing w:after="20" w:before="0"/>
             </w:pPr>
-            <w:hyperlink w:history="1" r:id="rId_d_irhkqdzqhquq9vpevo">
+            <w:hyperlink w:history="1" r:id="rIdpx-9fn7td8xtgfwsyfmzf">
               <w:r>
                 <w:rPr>
                   <w:rFonts w:ascii="Arial" w:cs="Arial" w:eastAsia="Arial" w:hAnsi="Arial"/>
@@ -4251,7 +4251,7 @@
               <w:spacing w:after="10" w:before="0"/>
               <w:ind w:left="120"/>
             </w:pPr>
-            <w:hyperlink w:history="1" r:id="rIdkubimiz0kvwhrk4oghgf0">
+            <w:hyperlink w:history="1" r:id="rIdoi3xsxdpnfllhiz945idv">
               <w:r>
                 <w:rPr>
                   <w:rFonts w:ascii="Arial" w:cs="Arial" w:eastAsia="Arial" w:hAnsi="Arial"/>
@@ -4296,7 +4296,7 @@
             <w:pPr>
               <w:spacing w:after="20" w:before="0"/>
             </w:pPr>
-            <w:hyperlink w:history="1" r:id="rIdcl8ue6_yc8rd2xxnnhdh5">
+            <w:hyperlink w:history="1" r:id="rIdjzh4vkeuassekghozhupr">
               <w:r>
                 <w:rPr>
                   <w:rFonts w:ascii="Arial" w:cs="Arial" w:eastAsia="Arial" w:hAnsi="Arial"/>
@@ -4345,7 +4345,7 @@
               <w:spacing w:after="10" w:before="0"/>
               <w:ind w:left="120"/>
             </w:pPr>
-            <w:hyperlink w:history="1" r:id="rId83vxbcmaf4ocr1wejpojc">
+            <w:hyperlink w:history="1" r:id="rIdb3r6iuuq3fuskzn8seyjy">
               <w:r>
                 <w:rPr>
                   <w:rFonts w:ascii="Arial" w:cs="Arial" w:eastAsia="Arial" w:hAnsi="Arial"/>
@@ -4545,7 +4545,7 @@
             <w:pPr>
               <w:spacing w:after="20" w:before="0"/>
             </w:pPr>
-            <w:hyperlink w:history="1" r:id="rIdyj3efc-c4vop432c0vxhd">
+            <w:hyperlink w:history="1" r:id="rIdar_dnvevlurarorpkmhlz">
               <w:r>
                 <w:rPr>
                   <w:rFonts w:ascii="Arial" w:cs="Arial" w:eastAsia="Arial" w:hAnsi="Arial"/>
@@ -4594,7 +4594,7 @@
               <w:spacing w:after="10" w:before="0"/>
               <w:ind w:left="120"/>
             </w:pPr>
-            <w:hyperlink w:history="1" r:id="rIdenyhi6ks5azv_2wp5q3wi">
+            <w:hyperlink w:history="1" r:id="rIdpgx-pf5azjlxz7yzukqdi">
               <w:r>
                 <w:rPr>
                   <w:rFonts w:ascii="Arial" w:cs="Arial" w:eastAsia="Arial" w:hAnsi="Arial"/>
@@ -4639,7 +4639,7 @@
             <w:pPr>
               <w:spacing w:after="20" w:before="0"/>
             </w:pPr>
-            <w:hyperlink w:history="1" r:id="rIdl5yngjvgotrxd-98zeqqo">
+            <w:hyperlink w:history="1" r:id="rIdhy19euder2ti2etrjwi2g">
               <w:r>
                 <w:rPr>
                   <w:rFonts w:ascii="Arial" w:cs="Arial" w:eastAsia="Arial" w:hAnsi="Arial"/>
@@ -4688,7 +4688,7 @@
               <w:spacing w:after="10" w:before="0"/>
               <w:ind w:left="120"/>
             </w:pPr>
-            <w:hyperlink w:history="1" r:id="rId9ft8q57m2vv41x8jyepcc">
+            <w:hyperlink w:history="1" r:id="rIdf2iopdttkbyj7wo7cxtv5">
               <w:r>
                 <w:rPr>
                   <w:rFonts w:ascii="Arial" w:cs="Arial" w:eastAsia="Arial" w:hAnsi="Arial"/>
@@ -5213,7 +5213,7 @@
         </w:rPr>
         <w:t xml:space="preserve">© 2026 SeaVuria and ARES. Aligned with KICD objectives. Developed by SeaVuria; technical implementation by ARES (with AI assistance from Claude). Licensed under </w:t>
       </w:r>
-      <w:hyperlink w:history="1" r:id="rId5iniu_ez9h7rg5ar1hktl">
+      <w:hyperlink w:history="1" r:id="rIdt-xqs1pd055gvkl2xmdcy">
         <w:r>
           <w:rPr>
             <w:rFonts w:ascii="Arial" w:cs="Arial" w:eastAsia="Arial" w:hAnsi="Arial"/>
@@ -5234,7 +5234,7 @@
         </w:rPr>
         <w:t xml:space="preserve"> (</w:t>
       </w:r>
-      <w:hyperlink w:history="1" r:id="rId-hlo1q8mug0nmdfoh_wkb">
+      <w:hyperlink w:history="1" r:id="rId77xkjfzcglhfgxem07dc3">
         <w:r>
           <w:rPr>
             <w:rFonts w:ascii="Arial" w:cs="Arial" w:eastAsia="Arial" w:hAnsi="Arial"/>
@@ -6274,7 +6274,7 @@
             <w:pPr>
               <w:spacing w:after="20" w:before="0"/>
             </w:pPr>
-            <w:hyperlink w:history="1" r:id="rIdos0fwlqmlz4k4tr928bo9">
+            <w:hyperlink w:history="1" r:id="rIdhf2byjdyywmu-zrtjivxc">
               <w:r>
                 <w:rPr>
                   <w:rFonts w:ascii="Arial" w:cs="Arial" w:eastAsia="Arial" w:hAnsi="Arial"/>
@@ -6307,7 +6307,7 @@
               <w:spacing w:after="10" w:before="0"/>
               <w:ind w:left="120"/>
             </w:pPr>
-            <w:hyperlink w:history="1" r:id="rId0fzxogacjyfzwmw37oyii">
+            <w:hyperlink w:history="1" r:id="rId1sdgbu433ckrjtzj6ihmo">
               <w:r>
                 <w:rPr>
                   <w:rFonts w:ascii="Arial" w:cs="Arial" w:eastAsia="Arial" w:hAnsi="Arial"/>
@@ -6352,7 +6352,7 @@
             <w:pPr>
               <w:spacing w:after="20" w:before="0"/>
             </w:pPr>
-            <w:hyperlink w:history="1" r:id="rIdurnf3ofrealoj5tszyulp">
+            <w:hyperlink w:history="1" r:id="rId2geyrytmimwblglelkm_8">
               <w:r>
                 <w:rPr>
                   <w:rFonts w:ascii="Arial" w:cs="Arial" w:eastAsia="Arial" w:hAnsi="Arial"/>
@@ -6385,7 +6385,7 @@
               <w:spacing w:after="10" w:before="0"/>
               <w:ind w:left="120"/>
             </w:pPr>
-            <w:hyperlink w:history="1" r:id="rIdtzn5yrdhzykqowfbd1c70">
+            <w:hyperlink w:history="1" r:id="rIdfbxdpr_c0ot-33y0zf7yh">
               <w:r>
                 <w:rPr>
                   <w:rFonts w:ascii="Arial" w:cs="Arial" w:eastAsia="Arial" w:hAnsi="Arial"/>
@@ -6585,7 +6585,7 @@
             <w:pPr>
               <w:spacing w:after="20" w:before="0"/>
             </w:pPr>
-            <w:hyperlink w:history="1" r:id="rId9idajnlfsbxyovr07rukf">
+            <w:hyperlink w:history="1" r:id="rIdbipq7odpuiskacvvflixn">
               <w:r>
                 <w:rPr>
                   <w:rFonts w:ascii="Arial" w:cs="Arial" w:eastAsia="Arial" w:hAnsi="Arial"/>
@@ -6618,7 +6618,7 @@
               <w:spacing w:after="10" w:before="0"/>
               <w:ind w:left="120"/>
             </w:pPr>
-            <w:hyperlink w:history="1" r:id="rId8l2sbrtwxkml2zjxzhrcb">
+            <w:hyperlink w:history="1" r:id="rId88salqyvvry0u5pjdczm-">
               <w:r>
                 <w:rPr>
                   <w:rFonts w:ascii="Arial" w:cs="Arial" w:eastAsia="Arial" w:hAnsi="Arial"/>
@@ -6663,7 +6663,7 @@
             <w:pPr>
               <w:spacing w:after="20" w:before="0"/>
             </w:pPr>
-            <w:hyperlink w:history="1" r:id="rId2i0oj919fzjzmf5_fr-iv">
+            <w:hyperlink w:history="1" r:id="rIdgdagtu4yzwwlsszye8-h6">
               <w:r>
                 <w:rPr>
                   <w:rFonts w:ascii="Arial" w:cs="Arial" w:eastAsia="Arial" w:hAnsi="Arial"/>
@@ -6696,7 +6696,7 @@
               <w:spacing w:after="10" w:before="0"/>
               <w:ind w:left="120"/>
             </w:pPr>
-            <w:hyperlink w:history="1" r:id="rIdz7mi7bokhkfo5rojyfktv">
+            <w:hyperlink w:history="1" r:id="rIdlmbiavpdf7ivgizvrofkz">
               <w:r>
                 <w:rPr>
                   <w:rFonts w:ascii="Arial" w:cs="Arial" w:eastAsia="Arial" w:hAnsi="Arial"/>
@@ -6896,7 +6896,7 @@
             <w:pPr>
               <w:spacing w:after="20" w:before="0"/>
             </w:pPr>
-            <w:hyperlink w:history="1" r:id="rIdqiil9lkxlkitahixosead">
+            <w:hyperlink w:history="1" r:id="rIdjfxhiprwo1vyzu8cbej__">
               <w:r>
                 <w:rPr>
                   <w:rFonts w:ascii="Arial" w:cs="Arial" w:eastAsia="Arial" w:hAnsi="Arial"/>
@@ -6929,7 +6929,7 @@
               <w:spacing w:after="10" w:before="0"/>
               <w:ind w:left="120"/>
             </w:pPr>
-            <w:hyperlink w:history="1" r:id="rIde554jpwal1hejvtrl7mkh">
+            <w:hyperlink w:history="1" r:id="rIdegbzhwprwuvvku8dpj8hc">
               <w:r>
                 <w:rPr>
                   <w:rFonts w:ascii="Arial" w:cs="Arial" w:eastAsia="Arial" w:hAnsi="Arial"/>
@@ -6974,7 +6974,7 @@
             <w:pPr>
               <w:spacing w:after="20" w:before="0"/>
             </w:pPr>
-            <w:hyperlink w:history="1" r:id="rIdv2xoy7ojoa-9ae4lengrv">
+            <w:hyperlink w:history="1" r:id="rIdm87qmds1blvqfumqodrmj">
               <w:r>
                 <w:rPr>
                   <w:rFonts w:ascii="Arial" w:cs="Arial" w:eastAsia="Arial" w:hAnsi="Arial"/>
@@ -7007,7 +7007,7 @@
               <w:spacing w:after="10" w:before="0"/>
               <w:ind w:left="120"/>
             </w:pPr>
-            <w:hyperlink w:history="1" r:id="rId9jojk3t_zzgk7xj5uzhye">
+            <w:hyperlink w:history="1" r:id="rIdbqi4r-d3kjgcbmiisd2li">
               <w:r>
                 <w:rPr>
                   <w:rFonts w:ascii="Arial" w:cs="Arial" w:eastAsia="Arial" w:hAnsi="Arial"/>
@@ -7207,7 +7207,7 @@
             <w:pPr>
               <w:spacing w:after="20" w:before="0"/>
             </w:pPr>
-            <w:hyperlink w:history="1" r:id="rIdwmy1weossnynhabj3xasj">
+            <w:hyperlink w:history="1" r:id="rIdiephfzsmgnzlomvum4fjf">
               <w:r>
                 <w:rPr>
                   <w:rFonts w:ascii="Arial" w:cs="Arial" w:eastAsia="Arial" w:hAnsi="Arial"/>
@@ -7240,7 +7240,7 @@
               <w:spacing w:after="10" w:before="0"/>
               <w:ind w:left="120"/>
             </w:pPr>
-            <w:hyperlink w:history="1" r:id="rIdwyiieyrc85zt41fau5xb4">
+            <w:hyperlink w:history="1" r:id="rId62bjlgzriixquucdtiypo">
               <w:r>
                 <w:rPr>
                   <w:rFonts w:ascii="Arial" w:cs="Arial" w:eastAsia="Arial" w:hAnsi="Arial"/>
@@ -7285,7 +7285,7 @@
             <w:pPr>
               <w:spacing w:after="20" w:before="0"/>
             </w:pPr>
-            <w:hyperlink w:history="1" r:id="rIdw6-26yvc8ozvdpg7kyjjt">
+            <w:hyperlink w:history="1" r:id="rId5asebgg8lna-kacp6lbeh">
               <w:r>
                 <w:rPr>
                   <w:rFonts w:ascii="Arial" w:cs="Arial" w:eastAsia="Arial" w:hAnsi="Arial"/>
@@ -7318,7 +7318,7 @@
               <w:spacing w:after="10" w:before="0"/>
               <w:ind w:left="120"/>
             </w:pPr>
-            <w:hyperlink w:history="1" r:id="rIdcud8npnukjoauoseztomj">
+            <w:hyperlink w:history="1" r:id="rIdxcnhx2cpn5l7xjckjuv0w">
               <w:r>
                 <w:rPr>
                   <w:rFonts w:ascii="Arial" w:cs="Arial" w:eastAsia="Arial" w:hAnsi="Arial"/>
@@ -7518,7 +7518,7 @@
             <w:pPr>
               <w:spacing w:after="20" w:before="0"/>
             </w:pPr>
-            <w:hyperlink w:history="1" r:id="rIdj6bfeusba4ltzijdxg1__">
+            <w:hyperlink w:history="1" r:id="rIdnw7pz4vddz5w8zneptgkj">
               <w:r>
                 <w:rPr>
                   <w:rFonts w:ascii="Arial" w:cs="Arial" w:eastAsia="Arial" w:hAnsi="Arial"/>
@@ -7567,7 +7567,7 @@
               <w:spacing w:after="10" w:before="0"/>
               <w:ind w:left="120"/>
             </w:pPr>
-            <w:hyperlink w:history="1" r:id="rIdugbcsh4gh60a3pr9z1i_v">
+            <w:hyperlink w:history="1" r:id="rIdawdoznev15dxwjep3g-ph">
               <w:r>
                 <w:rPr>
                   <w:rFonts w:ascii="Arial" w:cs="Arial" w:eastAsia="Arial" w:hAnsi="Arial"/>
@@ -7612,7 +7612,7 @@
             <w:pPr>
               <w:spacing w:after="20" w:before="0"/>
             </w:pPr>
-            <w:hyperlink w:history="1" r:id="rIdoymses6j2j-do2igvrmvs">
+            <w:hyperlink w:history="1" r:id="rIdd7rhvuizzqaht8axpx9do">
               <w:r>
                 <w:rPr>
                   <w:rFonts w:ascii="Arial" w:cs="Arial" w:eastAsia="Arial" w:hAnsi="Arial"/>
@@ -7645,7 +7645,7 @@
               <w:spacing w:after="10" w:before="0"/>
               <w:ind w:left="120"/>
             </w:pPr>
-            <w:hyperlink w:history="1" r:id="rIdvgmhkdrmfv4oahj5eytes">
+            <w:hyperlink w:history="1" r:id="rId0mdjzihcyf_kdm4y1cii8">
               <w:r>
                 <w:rPr>
                   <w:rFonts w:ascii="Arial" w:cs="Arial" w:eastAsia="Arial" w:hAnsi="Arial"/>
@@ -8270,7 +8270,7 @@
         </w:rPr>
         <w:t xml:space="preserve">© 2026 SeaVuria and ARES. Aligned with KICD objectives. Developed by SeaVuria; technical implementation by ARES (with AI assistance from Claude). Licensed under </w:t>
       </w:r>
-      <w:hyperlink w:history="1" r:id="rIdsbpz3wjwsu7wvokvsglda">
+      <w:hyperlink w:history="1" r:id="rIdb7nfnlnqwnmns_rwh_2no">
         <w:r>
           <w:rPr>
             <w:rFonts w:ascii="Arial" w:cs="Arial" w:eastAsia="Arial" w:hAnsi="Arial"/>
@@ -8291,7 +8291,7 @@
         </w:rPr>
         <w:t xml:space="preserve"> (</w:t>
       </w:r>
-      <w:hyperlink w:history="1" r:id="rIdhv-uirmubydvqhshacigq">
+      <w:hyperlink w:history="1" r:id="rId1daednp8bdz2ro0j30mc0">
         <w:r>
           <w:rPr>
             <w:rFonts w:ascii="Arial" w:cs="Arial" w:eastAsia="Arial" w:hAnsi="Arial"/>
@@ -9331,7 +9331,7 @@
             <w:pPr>
               <w:spacing w:after="20" w:before="0"/>
             </w:pPr>
-            <w:hyperlink w:history="1" r:id="rIdicugeccacjog85s9-zbkr">
+            <w:hyperlink w:history="1" r:id="rIdkpwxd-gyzt8og1g-juwaz">
               <w:r>
                 <w:rPr>
                   <w:rFonts w:ascii="Arial" w:cs="Arial" w:eastAsia="Arial" w:hAnsi="Arial"/>
@@ -9364,7 +9364,7 @@
               <w:spacing w:after="10" w:before="0"/>
               <w:ind w:left="120"/>
             </w:pPr>
-            <w:hyperlink w:history="1" r:id="rIdwhi2dvjykriivfendnvld">
+            <w:hyperlink w:history="1" r:id="rIdxxtj6cspapinxf-h1mnl3">
               <w:r>
                 <w:rPr>
                   <w:rFonts w:ascii="Arial" w:cs="Arial" w:eastAsia="Arial" w:hAnsi="Arial"/>
@@ -9409,7 +9409,7 @@
             <w:pPr>
               <w:spacing w:after="20" w:before="0"/>
             </w:pPr>
-            <w:hyperlink w:history="1" r:id="rId8y6spo7djzfdotqkdzgxj">
+            <w:hyperlink w:history="1" r:id="rIdnz7sdtuxy28poozm6uumo">
               <w:r>
                 <w:rPr>
                   <w:rFonts w:ascii="Arial" w:cs="Arial" w:eastAsia="Arial" w:hAnsi="Arial"/>
@@ -9442,7 +9442,7 @@
               <w:spacing w:after="10" w:before="0"/>
               <w:ind w:left="120"/>
             </w:pPr>
-            <w:hyperlink w:history="1" r:id="rIdi0jotwirzkzifr84ubjf9">
+            <w:hyperlink w:history="1" r:id="rIdzj7fapgh91fij1xuf4cip">
               <w:r>
                 <w:rPr>
                   <w:rFonts w:ascii="Arial" w:cs="Arial" w:eastAsia="Arial" w:hAnsi="Arial"/>
@@ -9642,7 +9642,7 @@
             <w:pPr>
               <w:spacing w:after="20" w:before="0"/>
             </w:pPr>
-            <w:hyperlink w:history="1" r:id="rIda0hw-f1kzukd8eyqubws0">
+            <w:hyperlink w:history="1" r:id="rId_mp12xqgozdi-bsg23-a7">
               <w:r>
                 <w:rPr>
                   <w:rFonts w:ascii="Arial" w:cs="Arial" w:eastAsia="Arial" w:hAnsi="Arial"/>
@@ -9675,7 +9675,7 @@
               <w:spacing w:after="10" w:before="0"/>
               <w:ind w:left="120"/>
             </w:pPr>
-            <w:hyperlink w:history="1" r:id="rIdm8-rslucdrnomu22a_qfd">
+            <w:hyperlink w:history="1" r:id="rIdhxuykjp2tx8hdu34c4f4g">
               <w:r>
                 <w:rPr>
                   <w:rFonts w:ascii="Arial" w:cs="Arial" w:eastAsia="Arial" w:hAnsi="Arial"/>
@@ -9720,7 +9720,7 @@
             <w:pPr>
               <w:spacing w:after="20" w:before="0"/>
             </w:pPr>
-            <w:hyperlink w:history="1" r:id="rIdylwe7_vw5jo7juvmgeqij">
+            <w:hyperlink w:history="1" r:id="rIdi-jkbg011ydbzxnhepxif">
               <w:r>
                 <w:rPr>
                   <w:rFonts w:ascii="Arial" w:cs="Arial" w:eastAsia="Arial" w:hAnsi="Arial"/>
@@ -9753,7 +9753,7 @@
               <w:spacing w:after="10" w:before="0"/>
               <w:ind w:left="120"/>
             </w:pPr>
-            <w:hyperlink w:history="1" r:id="rIdvd9qpgvnwt6selm8izffa">
+            <w:hyperlink w:history="1" r:id="rIdyxrdpgpt7w7w9roziva7w">
               <w:r>
                 <w:rPr>
                   <w:rFonts w:ascii="Arial" w:cs="Arial" w:eastAsia="Arial" w:hAnsi="Arial"/>
@@ -9953,7 +9953,7 @@
             <w:pPr>
               <w:spacing w:after="20" w:before="0"/>
             </w:pPr>
-            <w:hyperlink w:history="1" r:id="rIdtkw9o1iacx2ljvjblezvh">
+            <w:hyperlink w:history="1" r:id="rId0xdxltrkfhynxvxz5fhml">
               <w:r>
                 <w:rPr>
                   <w:rFonts w:ascii="Arial" w:cs="Arial" w:eastAsia="Arial" w:hAnsi="Arial"/>
@@ -9986,7 +9986,7 @@
               <w:spacing w:after="10" w:before="0"/>
               <w:ind w:left="120"/>
             </w:pPr>
-            <w:hyperlink w:history="1" r:id="rIdtuyidaaxxskuswkfsscem">
+            <w:hyperlink w:history="1" r:id="rIdhspzi54nxfs4uda5z08sk">
               <w:r>
                 <w:rPr>
                   <w:rFonts w:ascii="Arial" w:cs="Arial" w:eastAsia="Arial" w:hAnsi="Arial"/>
@@ -10031,7 +10031,7 @@
             <w:pPr>
               <w:spacing w:after="20" w:before="0"/>
             </w:pPr>
-            <w:hyperlink w:history="1" r:id="rIdk2m907ppoftlma88lglvn">
+            <w:hyperlink w:history="1" r:id="rIdjzh9dfn3of3rvqgv-rkfu">
               <w:r>
                 <w:rPr>
                   <w:rFonts w:ascii="Arial" w:cs="Arial" w:eastAsia="Arial" w:hAnsi="Arial"/>
@@ -10064,7 +10064,7 @@
               <w:spacing w:after="10" w:before="0"/>
               <w:ind w:left="120"/>
             </w:pPr>
-            <w:hyperlink w:history="1" r:id="rIdnzl8qkgp3i9iry-_c5jnh">
+            <w:hyperlink w:history="1" r:id="rIdpoxuxgibvmsedxxt8hxsc">
               <w:r>
                 <w:rPr>
                   <w:rFonts w:ascii="Arial" w:cs="Arial" w:eastAsia="Arial" w:hAnsi="Arial"/>
@@ -10264,7 +10264,7 @@
             <w:pPr>
               <w:spacing w:after="20" w:before="0"/>
             </w:pPr>
-            <w:hyperlink w:history="1" r:id="rIdac6hp8ex9ecegdzidbrlx">
+            <w:hyperlink w:history="1" r:id="rIdnih9cpoqpep3c7r7v_iqa">
               <w:r>
                 <w:rPr>
                   <w:rFonts w:ascii="Arial" w:cs="Arial" w:eastAsia="Arial" w:hAnsi="Arial"/>
@@ -10297,7 +10297,7 @@
               <w:spacing w:after="10" w:before="0"/>
               <w:ind w:left="120"/>
             </w:pPr>
-            <w:hyperlink w:history="1" r:id="rIdp7twv8i_73hn1mrb481re">
+            <w:hyperlink w:history="1" r:id="rId6l7mlthimu2zongflwded">
               <w:r>
                 <w:rPr>
                   <w:rFonts w:ascii="Arial" w:cs="Arial" w:eastAsia="Arial" w:hAnsi="Arial"/>
@@ -10342,7 +10342,7 @@
             <w:pPr>
               <w:spacing w:after="20" w:before="0"/>
             </w:pPr>
-            <w:hyperlink w:history="1" r:id="rIdxl9sauhtgouvhqq1rhe__">
+            <w:hyperlink w:history="1" r:id="rIdbhc16e-sy_sjbw9zogl3w">
               <w:r>
                 <w:rPr>
                   <w:rFonts w:ascii="Arial" w:cs="Arial" w:eastAsia="Arial" w:hAnsi="Arial"/>
@@ -10375,7 +10375,7 @@
               <w:spacing w:after="10" w:before="0"/>
               <w:ind w:left="120"/>
             </w:pPr>
-            <w:hyperlink w:history="1" r:id="rId1bnwoztqscrjbwtoafh8f">
+            <w:hyperlink w:history="1" r:id="rIdvsulwus4puyrqb9bze625">
               <w:r>
                 <w:rPr>
                   <w:rFonts w:ascii="Arial" w:cs="Arial" w:eastAsia="Arial" w:hAnsi="Arial"/>
@@ -10575,7 +10575,7 @@
             <w:pPr>
               <w:spacing w:after="20" w:before="0"/>
             </w:pPr>
-            <w:hyperlink w:history="1" r:id="rIddhakluuqzmewa5d7jux8i">
+            <w:hyperlink w:history="1" r:id="rIdd1c_tu-_pleiu14gxbqe0">
               <w:r>
                 <w:rPr>
                   <w:rFonts w:ascii="Arial" w:cs="Arial" w:eastAsia="Arial" w:hAnsi="Arial"/>
@@ -10608,7 +10608,7 @@
               <w:spacing w:after="10" w:before="0"/>
               <w:ind w:left="120"/>
             </w:pPr>
-            <w:hyperlink w:history="1" r:id="rIdnmwvrkafvygr6dw8buc1q">
+            <w:hyperlink w:history="1" r:id="rIdtota6aw14xomsxklqap9v">
               <w:r>
                 <w:rPr>
                   <w:rFonts w:ascii="Arial" w:cs="Arial" w:eastAsia="Arial" w:hAnsi="Arial"/>
@@ -10653,7 +10653,7 @@
             <w:pPr>
               <w:spacing w:after="20" w:before="0"/>
             </w:pPr>
-            <w:hyperlink w:history="1" r:id="rIdmbntzfiievlopmzmgdw6y">
+            <w:hyperlink w:history="1" r:id="rIdrwg45af59zlwl7qpeqkl2">
               <w:r>
                 <w:rPr>
                   <w:rFonts w:ascii="Arial" w:cs="Arial" w:eastAsia="Arial" w:hAnsi="Arial"/>
@@ -10686,7 +10686,7 @@
               <w:spacing w:after="10" w:before="0"/>
               <w:ind w:left="120"/>
             </w:pPr>
-            <w:hyperlink w:history="1" r:id="rIdqqyq4d-nfifn2vetveqmo">
+            <w:hyperlink w:history="1" r:id="rIdossxnft1we3saddxqhfsz">
               <w:r>
                 <w:rPr>
                   <w:rFonts w:ascii="Arial" w:cs="Arial" w:eastAsia="Arial" w:hAnsi="Arial"/>
@@ -11211,7 +11211,7 @@
         </w:rPr>
         <w:t xml:space="preserve">© 2026 SeaVuria and ARES. Aligned with KICD objectives. Developed by SeaVuria; technical implementation by ARES (with AI assistance from Claude). Licensed under </w:t>
       </w:r>
-      <w:hyperlink w:history="1" r:id="rId5zylwewujqww1zwy0ilc1">
+      <w:hyperlink w:history="1" r:id="rIdzlbpd1x1hlmh21n4njyr0">
         <w:r>
           <w:rPr>
             <w:rFonts w:ascii="Arial" w:cs="Arial" w:eastAsia="Arial" w:hAnsi="Arial"/>
@@ -11232,7 +11232,7 @@
         </w:rPr>
         <w:t xml:space="preserve"> (</w:t>
       </w:r>
-      <w:hyperlink w:history="1" r:id="rId12ny7q6yfznxx8sldv1r2">
+      <w:hyperlink w:history="1" r:id="rIdw77o8_ni3hgyholqryp0e">
         <w:r>
           <w:rPr>
             <w:rFonts w:ascii="Arial" w:cs="Arial" w:eastAsia="Arial" w:hAnsi="Arial"/>
@@ -12272,7 +12272,7 @@
             <w:pPr>
               <w:spacing w:after="20" w:before="0"/>
             </w:pPr>
-            <w:hyperlink w:history="1" r:id="rId8olzxncxg-jzanlcvxcto">
+            <w:hyperlink w:history="1" r:id="rIdyrnytgyrhiyolxokjeqq4">
               <w:r>
                 <w:rPr>
                   <w:rFonts w:ascii="Arial" w:cs="Arial" w:eastAsia="Arial" w:hAnsi="Arial"/>
@@ -12305,7 +12305,7 @@
               <w:spacing w:after="10" w:before="0"/>
               <w:ind w:left="120"/>
             </w:pPr>
-            <w:hyperlink w:history="1" r:id="rIds6ni-ao4ghcaopsxtgxsj">
+            <w:hyperlink w:history="1" r:id="rIdbpt3wkgrs_oexnh_pz0g0">
               <w:r>
                 <w:rPr>
                   <w:rFonts w:ascii="Arial" w:cs="Arial" w:eastAsia="Arial" w:hAnsi="Arial"/>
@@ -12350,7 +12350,7 @@
             <w:pPr>
               <w:spacing w:after="20" w:before="0"/>
             </w:pPr>
-            <w:hyperlink w:history="1" r:id="rIdmyuex3boctwvau5pai84q">
+            <w:hyperlink w:history="1" r:id="rIdqddv8jx1klkb75ntpk9hv">
               <w:r>
                 <w:rPr>
                   <w:rFonts w:ascii="Arial" w:cs="Arial" w:eastAsia="Arial" w:hAnsi="Arial"/>
@@ -12383,7 +12383,7 @@
               <w:spacing w:after="10" w:before="0"/>
               <w:ind w:left="120"/>
             </w:pPr>
-            <w:hyperlink w:history="1" r:id="rIdvbxbtzk5iqktgtyroo2qs">
+            <w:hyperlink w:history="1" r:id="rIdikzslfe9hv9e5wcdfdr5n">
               <w:r>
                 <w:rPr>
                   <w:rFonts w:ascii="Arial" w:cs="Arial" w:eastAsia="Arial" w:hAnsi="Arial"/>
@@ -12723,7 +12723,7 @@
             <w:pPr>
               <w:spacing w:after="20" w:before="0"/>
             </w:pPr>
-            <w:hyperlink w:history="1" r:id="rIdlxmpopn7cui4gwbdgcwhy">
+            <w:hyperlink w:history="1" r:id="rIdkmv_xvcflxrc1xw5gor2x">
               <w:r>
                 <w:rPr>
                   <w:rFonts w:ascii="Arial" w:cs="Arial" w:eastAsia="Arial" w:hAnsi="Arial"/>
@@ -12756,7 +12756,7 @@
               <w:spacing w:after="10" w:before="0"/>
               <w:ind w:left="120"/>
             </w:pPr>
-            <w:hyperlink w:history="1" r:id="rId0w38kkx6mxwqtbs20s0on">
+            <w:hyperlink w:history="1" r:id="rIdwnjs4hcgvankd5fsfc1of">
               <w:r>
                 <w:rPr>
                   <w:rFonts w:ascii="Arial" w:cs="Arial" w:eastAsia="Arial" w:hAnsi="Arial"/>
@@ -12801,7 +12801,7 @@
             <w:pPr>
               <w:spacing w:after="20" w:before="0"/>
             </w:pPr>
-            <w:hyperlink w:history="1" r:id="rIdcuzojr8ee2ixi_c2eazm9">
+            <w:hyperlink w:history="1" r:id="rIdt4bfflk8s2rkqlshrwqwr">
               <w:r>
                 <w:rPr>
                   <w:rFonts w:ascii="Arial" w:cs="Arial" w:eastAsia="Arial" w:hAnsi="Arial"/>
@@ -12834,7 +12834,7 @@
               <w:spacing w:after="10" w:before="0"/>
               <w:ind w:left="120"/>
             </w:pPr>
-            <w:hyperlink w:history="1" r:id="rIdeo00yh1p8ewyqnz9hwrqp">
+            <w:hyperlink w:history="1" r:id="rIdlrc3bmhqvsbqsaxm0iira">
               <w:r>
                 <w:rPr>
                   <w:rFonts w:ascii="Arial" w:cs="Arial" w:eastAsia="Arial" w:hAnsi="Arial"/>
@@ -13314,7 +13314,7 @@
             <w:pPr>
               <w:spacing w:after="20" w:before="0"/>
             </w:pPr>
-            <w:hyperlink w:history="1" r:id="rIddm9g89psvitq9ltm5zw3t">
+            <w:hyperlink w:history="1" r:id="rId31uxycsolg_ld-zeygtdc">
               <w:r>
                 <w:rPr>
                   <w:rFonts w:ascii="Arial" w:cs="Arial" w:eastAsia="Arial" w:hAnsi="Arial"/>
@@ -13347,7 +13347,7 @@
               <w:spacing w:after="10" w:before="0"/>
               <w:ind w:left="120"/>
             </w:pPr>
-            <w:hyperlink w:history="1" r:id="rIdzu7k4korhhqeccrletiyn">
+            <w:hyperlink w:history="1" r:id="rIdzgzmi56syzn8nmeucgqse">
               <w:r>
                 <w:rPr>
                   <w:rFonts w:ascii="Arial" w:cs="Arial" w:eastAsia="Arial" w:hAnsi="Arial"/>
@@ -13392,7 +13392,7 @@
             <w:pPr>
               <w:spacing w:after="20" w:before="0"/>
             </w:pPr>
-            <w:hyperlink w:history="1" r:id="rIdqf20zbfvlelvoravkv-pj">
+            <w:hyperlink w:history="1" r:id="rIdeoxc8kxdvozlqvdx12qty">
               <w:r>
                 <w:rPr>
                   <w:rFonts w:ascii="Arial" w:cs="Arial" w:eastAsia="Arial" w:hAnsi="Arial"/>
@@ -13425,7 +13425,7 @@
               <w:spacing w:after="10" w:before="0"/>
               <w:ind w:left="120"/>
             </w:pPr>
-            <w:hyperlink w:history="1" r:id="rIdhdv4hf2a-bwz8en_8gpbg">
+            <w:hyperlink w:history="1" r:id="rIdqmwfl-ndmaqx1mhqpejer">
               <w:r>
                 <w:rPr>
                   <w:rFonts w:ascii="Arial" w:cs="Arial" w:eastAsia="Arial" w:hAnsi="Arial"/>
@@ -13785,7 +13785,7 @@
             <w:pPr>
               <w:spacing w:after="20" w:before="0"/>
             </w:pPr>
-            <w:hyperlink w:history="1" r:id="rId4a8v3ogt3hunduq6v8rch">
+            <w:hyperlink w:history="1" r:id="rId8l-h2isz4d6lrkgzge6xm">
               <w:r>
                 <w:rPr>
                   <w:rFonts w:ascii="Arial" w:cs="Arial" w:eastAsia="Arial" w:hAnsi="Arial"/>
@@ -13818,7 +13818,7 @@
               <w:spacing w:after="10" w:before="0"/>
               <w:ind w:left="120"/>
             </w:pPr>
-            <w:hyperlink w:history="1" r:id="rId9hu5v8eiwct6v1kktp3pv">
+            <w:hyperlink w:history="1" r:id="rIdvf3flsnlsf7ijebwkn9w_">
               <w:r>
                 <w:rPr>
                   <w:rFonts w:ascii="Arial" w:cs="Arial" w:eastAsia="Arial" w:hAnsi="Arial"/>
@@ -13863,7 +13863,7 @@
             <w:pPr>
               <w:spacing w:after="20" w:before="0"/>
             </w:pPr>
-            <w:hyperlink w:history="1" r:id="rIdtho4nwy9iil7r6eb4sitw">
+            <w:hyperlink w:history="1" r:id="rId_q7darr5n-v_ecqbjmcfs">
               <w:r>
                 <w:rPr>
                   <w:rFonts w:ascii="Arial" w:cs="Arial" w:eastAsia="Arial" w:hAnsi="Arial"/>
@@ -13896,7 +13896,7 @@
               <w:spacing w:after="10" w:before="0"/>
               <w:ind w:left="120"/>
             </w:pPr>
-            <w:hyperlink w:history="1" r:id="rId0wjuefrrxiyc0v9fipun-">
+            <w:hyperlink w:history="1" r:id="rIdpbxyc_lwiechonoy-jwkd">
               <w:r>
                 <w:rPr>
                   <w:rFonts w:ascii="Arial" w:cs="Arial" w:eastAsia="Arial" w:hAnsi="Arial"/>
@@ -14236,7 +14236,7 @@
             <w:pPr>
               <w:spacing w:after="20" w:before="0"/>
             </w:pPr>
-            <w:hyperlink w:history="1" r:id="rIdgxuih77ypiwpjcsv8duo_">
+            <w:hyperlink w:history="1" r:id="rIdduhbb0eyym1jkpuhg1py3">
               <w:r>
                 <w:rPr>
                   <w:rFonts w:ascii="Arial" w:cs="Arial" w:eastAsia="Arial" w:hAnsi="Arial"/>
@@ -14269,7 +14269,7 @@
               <w:spacing w:after="10" w:before="0"/>
               <w:ind w:left="120"/>
             </w:pPr>
-            <w:hyperlink w:history="1" r:id="rIdeiymn26iyoe6bqhjxyyne">
+            <w:hyperlink w:history="1" r:id="rIdao-rgqxbt57kpumk-0qhr">
               <w:r>
                 <w:rPr>
                   <w:rFonts w:ascii="Arial" w:cs="Arial" w:eastAsia="Arial" w:hAnsi="Arial"/>
@@ -14314,7 +14314,7 @@
             <w:pPr>
               <w:spacing w:after="20" w:before="0"/>
             </w:pPr>
-            <w:hyperlink w:history="1" r:id="rIdb8apcxunsnkf14pajpzqq">
+            <w:hyperlink w:history="1" r:id="rIdlv3guv6nn7i9brckegjvz">
               <w:r>
                 <w:rPr>
                   <w:rFonts w:ascii="Arial" w:cs="Arial" w:eastAsia="Arial" w:hAnsi="Arial"/>
@@ -14347,7 +14347,7 @@
               <w:spacing w:after="10" w:before="0"/>
               <w:ind w:left="120"/>
             </w:pPr>
-            <w:hyperlink w:history="1" r:id="rIds510y6g0xk83hgcxtrsgs">
+            <w:hyperlink w:history="1" r:id="rIddx05awofown3ejsis6agq">
               <w:r>
                 <w:rPr>
                   <w:rFonts w:ascii="Arial" w:cs="Arial" w:eastAsia="Arial" w:hAnsi="Arial"/>
@@ -15132,7 +15132,7 @@
         </w:rPr>
         <w:t xml:space="preserve">© 2026 SeaVuria and ARES. Aligned with KICD objectives. Developed by SeaVuria; technical implementation by ARES (with AI assistance from Claude). Licensed under </w:t>
       </w:r>
-      <w:hyperlink w:history="1" r:id="rId68ayb5soqqmu3by71ucs6">
+      <w:hyperlink w:history="1" r:id="rIdfzsxkx30ctgemt0v-ct8u">
         <w:r>
           <w:rPr>
             <w:rFonts w:ascii="Arial" w:cs="Arial" w:eastAsia="Arial" w:hAnsi="Arial"/>
@@ -15153,7 +15153,7 @@
         </w:rPr>
         <w:t xml:space="preserve"> (</w:t>
       </w:r>
-      <w:hyperlink w:history="1" r:id="rIdefjqmvv5zbnotp1zw1lwf">
+      <w:hyperlink w:history="1" r:id="rIdoag9dik9rf53dfuaakvih">
         <w:r>
           <w:rPr>
             <w:rFonts w:ascii="Arial" w:cs="Arial" w:eastAsia="Arial" w:hAnsi="Arial"/>
@@ -16193,7 +16193,7 @@
             <w:pPr>
               <w:spacing w:after="20" w:before="0"/>
             </w:pPr>
-            <w:hyperlink w:history="1" r:id="rIdk_jxwdlm2a1r7fgtp-fab">
+            <w:hyperlink w:history="1" r:id="rIdh9c0p9wgjdicrkwmomksy">
               <w:r>
                 <w:rPr>
                   <w:rFonts w:ascii="Arial" w:cs="Arial" w:eastAsia="Arial" w:hAnsi="Arial"/>
@@ -16226,7 +16226,7 @@
               <w:spacing w:after="10" w:before="0"/>
               <w:ind w:left="120"/>
             </w:pPr>
-            <w:hyperlink w:history="1" r:id="rIdv_1fwkatp9xs-n-6ftnsv">
+            <w:hyperlink w:history="1" r:id="rId-itgb3kpljybxamw5rykg">
               <w:r>
                 <w:rPr>
                   <w:rFonts w:ascii="Arial" w:cs="Arial" w:eastAsia="Arial" w:hAnsi="Arial"/>
@@ -16271,7 +16271,7 @@
             <w:pPr>
               <w:spacing w:after="20" w:before="0"/>
             </w:pPr>
-            <w:hyperlink w:history="1" r:id="rId9vuimdsu8sqxhabxvql1u">
+            <w:hyperlink w:history="1" r:id="rId0khbzle7mpzighf2wh37g">
               <w:r>
                 <w:rPr>
                   <w:rFonts w:ascii="Arial" w:cs="Arial" w:eastAsia="Arial" w:hAnsi="Arial"/>
@@ -16304,7 +16304,7 @@
               <w:spacing w:after="10" w:before="0"/>
               <w:ind w:left="120"/>
             </w:pPr>
-            <w:hyperlink w:history="1" r:id="rIdviq2yjdemri28kfv4fkkn">
+            <w:hyperlink w:history="1" r:id="rId4_yyogznimmk9maw24r58">
               <w:r>
                 <w:rPr>
                   <w:rFonts w:ascii="Arial" w:cs="Arial" w:eastAsia="Arial" w:hAnsi="Arial"/>
@@ -16504,7 +16504,7 @@
             <w:pPr>
               <w:spacing w:after="20" w:before="0"/>
             </w:pPr>
-            <w:hyperlink w:history="1" r:id="rIdv_xsyidxx6crtskzoulz5">
+            <w:hyperlink w:history="1" r:id="rId8tgckiwvhma0c2y2cjmdf">
               <w:r>
                 <w:rPr>
                   <w:rFonts w:ascii="Arial" w:cs="Arial" w:eastAsia="Arial" w:hAnsi="Arial"/>
@@ -16537,7 +16537,7 @@
               <w:spacing w:after="10" w:before="0"/>
               <w:ind w:left="120"/>
             </w:pPr>
-            <w:hyperlink w:history="1" r:id="rIdqxh5xkyofjtp8jikpue6d">
+            <w:hyperlink w:history="1" r:id="rIdowp3vac7boimfkvahtfy4">
               <w:r>
                 <w:rPr>
                   <w:rFonts w:ascii="Arial" w:cs="Arial" w:eastAsia="Arial" w:hAnsi="Arial"/>
@@ -16582,7 +16582,7 @@
             <w:pPr>
               <w:spacing w:after="20" w:before="0"/>
             </w:pPr>
-            <w:hyperlink w:history="1" r:id="rIdmr-k28dctagmdjssmh-g9">
+            <w:hyperlink w:history="1" r:id="rIda--wyk3tfxr2kldvqyalo">
               <w:r>
                 <w:rPr>
                   <w:rFonts w:ascii="Arial" w:cs="Arial" w:eastAsia="Arial" w:hAnsi="Arial"/>
@@ -16615,7 +16615,7 @@
               <w:spacing w:after="10" w:before="0"/>
               <w:ind w:left="120"/>
             </w:pPr>
-            <w:hyperlink w:history="1" r:id="rIdns55ivxtek-glyi8sywbk">
+            <w:hyperlink w:history="1" r:id="rIdrz1chnyezgcvvhf5qhuk_">
               <w:r>
                 <w:rPr>
                   <w:rFonts w:ascii="Arial" w:cs="Arial" w:eastAsia="Arial" w:hAnsi="Arial"/>
@@ -16815,7 +16815,7 @@
             <w:pPr>
               <w:spacing w:after="20" w:before="0"/>
             </w:pPr>
-            <w:hyperlink w:history="1" r:id="rIdr41ihj8apcrsso8ptgwqi">
+            <w:hyperlink w:history="1" r:id="rIdzxwlhxe57ut3sobplvwg7">
               <w:r>
                 <w:rPr>
                   <w:rFonts w:ascii="Arial" w:cs="Arial" w:eastAsia="Arial" w:hAnsi="Arial"/>
@@ -16848,7 +16848,7 @@
               <w:spacing w:after="10" w:before="0"/>
               <w:ind w:left="120"/>
             </w:pPr>
-            <w:hyperlink w:history="1" r:id="rIdee6okc0tbrhjprzm6jqv1">
+            <w:hyperlink w:history="1" r:id="rIdovlbqxhz_gjcgqngi0aiv">
               <w:r>
                 <w:rPr>
                   <w:rFonts w:ascii="Arial" w:cs="Arial" w:eastAsia="Arial" w:hAnsi="Arial"/>
@@ -16893,7 +16893,7 @@
             <w:pPr>
               <w:spacing w:after="20" w:before="0"/>
             </w:pPr>
-            <w:hyperlink w:history="1" r:id="rId94m70bse5wczbkat1l8cf">
+            <w:hyperlink w:history="1" r:id="rIdcetkue5wwwutredwdfsx_">
               <w:r>
                 <w:rPr>
                   <w:rFonts w:ascii="Arial" w:cs="Arial" w:eastAsia="Arial" w:hAnsi="Arial"/>
@@ -16926,7 +16926,7 @@
               <w:spacing w:after="10" w:before="0"/>
               <w:ind w:left="120"/>
             </w:pPr>
-            <w:hyperlink w:history="1" r:id="rIdl3bll8oufceonxomzv25f">
+            <w:hyperlink w:history="1" r:id="rIdlmrhecokxexa4dxj3lxdc">
               <w:r>
                 <w:rPr>
                   <w:rFonts w:ascii="Arial" w:cs="Arial" w:eastAsia="Arial" w:hAnsi="Arial"/>
@@ -17126,7 +17126,7 @@
             <w:pPr>
               <w:spacing w:after="20" w:before="0"/>
             </w:pPr>
-            <w:hyperlink w:history="1" r:id="rIdcuzgjs48-5ptdl2lm2xmw">
+            <w:hyperlink w:history="1" r:id="rIduqr-zh6taajf9orndanik">
               <w:r>
                 <w:rPr>
                   <w:rFonts w:ascii="Arial" w:cs="Arial" w:eastAsia="Arial" w:hAnsi="Arial"/>
@@ -17159,7 +17159,7 @@
               <w:spacing w:after="10" w:before="0"/>
               <w:ind w:left="120"/>
             </w:pPr>
-            <w:hyperlink w:history="1" r:id="rIdcen_kvwr-j5sbbfdrahdf">
+            <w:hyperlink w:history="1" r:id="rIdon37rxrd5fcwnznh1xzyx">
               <w:r>
                 <w:rPr>
                   <w:rFonts w:ascii="Arial" w:cs="Arial" w:eastAsia="Arial" w:hAnsi="Arial"/>
@@ -17204,7 +17204,7 @@
             <w:pPr>
               <w:spacing w:after="20" w:before="0"/>
             </w:pPr>
-            <w:hyperlink w:history="1" r:id="rIdzffbb1w5gobkkpqjx9tci">
+            <w:hyperlink w:history="1" r:id="rIdvtfyjqq8jbmelf5wbz93j">
               <w:r>
                 <w:rPr>
                   <w:rFonts w:ascii="Arial" w:cs="Arial" w:eastAsia="Arial" w:hAnsi="Arial"/>
@@ -17237,7 +17237,7 @@
               <w:spacing w:after="10" w:before="0"/>
               <w:ind w:left="120"/>
             </w:pPr>
-            <w:hyperlink w:history="1" r:id="rIda-bl1eo1zmq9i9-ejkhxq">
+            <w:hyperlink w:history="1" r:id="rIdobjutkw1njzs3zkjtpgnx">
               <w:r>
                 <w:rPr>
                   <w:rFonts w:ascii="Arial" w:cs="Arial" w:eastAsia="Arial" w:hAnsi="Arial"/>
@@ -17437,7 +17437,7 @@
             <w:pPr>
               <w:spacing w:after="20" w:before="0"/>
             </w:pPr>
-            <w:hyperlink w:history="1" r:id="rIdbksln7rmtsssrovl2q6ef">
+            <w:hyperlink w:history="1" r:id="rIdvx2utgoodfqxg4g8xibzf">
               <w:r>
                 <w:rPr>
                   <w:rFonts w:ascii="Arial" w:cs="Arial" w:eastAsia="Arial" w:hAnsi="Arial"/>
@@ -17486,7 +17486,7 @@
               <w:spacing w:after="10" w:before="0"/>
               <w:ind w:left="120"/>
             </w:pPr>
-            <w:hyperlink w:history="1" r:id="rId4wknkisnkn97wchlhko9o">
+            <w:hyperlink w:history="1" r:id="rIdfpcrpoms8eoaudpgj3j2a">
               <w:r>
                 <w:rPr>
                   <w:rFonts w:ascii="Arial" w:cs="Arial" w:eastAsia="Arial" w:hAnsi="Arial"/>
@@ -17531,7 +17531,7 @@
             <w:pPr>
               <w:spacing w:after="20" w:before="0"/>
             </w:pPr>
-            <w:hyperlink w:history="1" r:id="rIdsgguuun34n5vbnkbue1oo">
+            <w:hyperlink w:history="1" r:id="rIdfszluhzak0tpv2fxn2rst">
               <w:r>
                 <w:rPr>
                   <w:rFonts w:ascii="Arial" w:cs="Arial" w:eastAsia="Arial" w:hAnsi="Arial"/>
@@ -17580,7 +17580,7 @@
               <w:spacing w:after="10" w:before="0"/>
               <w:ind w:left="120"/>
             </w:pPr>
-            <w:hyperlink w:history="1" r:id="rIdz1mvka2p9u9dawqtanbnq">
+            <w:hyperlink w:history="1" r:id="rIdosemrwe9eewm66ts1ewcx">
               <w:r>
                 <w:rPr>
                   <w:rFonts w:ascii="Arial" w:cs="Arial" w:eastAsia="Arial" w:hAnsi="Arial"/>
@@ -18105,7 +18105,7 @@
         </w:rPr>
         <w:t xml:space="preserve">© 2026 SeaVuria and ARES. Aligned with KICD objectives. Developed by SeaVuria; technical implementation by ARES (with AI assistance from Claude). Licensed under </w:t>
       </w:r>
-      <w:hyperlink w:history="1" r:id="rId6y1qeokoszywg39vg05qi">
+      <w:hyperlink w:history="1" r:id="rIdd53oo4xe3ru0ljoh5tled">
         <w:r>
           <w:rPr>
             <w:rFonts w:ascii="Arial" w:cs="Arial" w:eastAsia="Arial" w:hAnsi="Arial"/>
@@ -18126,7 +18126,7 @@
         </w:rPr>
         <w:t xml:space="preserve"> (</w:t>
       </w:r>
-      <w:hyperlink w:history="1" r:id="rIdjmm9l9y4hl2h-xwrwwl3a">
+      <w:hyperlink w:history="1" r:id="rIddltyok17y9qa-frkzixiy">
         <w:r>
           <w:rPr>
             <w:rFonts w:ascii="Arial" w:cs="Arial" w:eastAsia="Arial" w:hAnsi="Arial"/>
@@ -19166,7 +19166,7 @@
             <w:pPr>
               <w:spacing w:after="20" w:before="0"/>
             </w:pPr>
-            <w:hyperlink w:history="1" r:id="rIdolw2dudbyhkklxaqqtygm">
+            <w:hyperlink w:history="1" r:id="rIdjzaspc4tmpasdwy5uf3lj">
               <w:r>
                 <w:rPr>
                   <w:rFonts w:ascii="Arial" w:cs="Arial" w:eastAsia="Arial" w:hAnsi="Arial"/>
@@ -19215,7 +19215,7 @@
               <w:spacing w:after="10" w:before="0"/>
               <w:ind w:left="120"/>
             </w:pPr>
-            <w:hyperlink w:history="1" r:id="rIdorhicg2ojscqg23z6kass">
+            <w:hyperlink w:history="1" r:id="rIdwlntgwfa9tlsnnqp8br0z">
               <w:r>
                 <w:rPr>
                   <w:rFonts w:ascii="Arial" w:cs="Arial" w:eastAsia="Arial" w:hAnsi="Arial"/>
@@ -19260,7 +19260,7 @@
             <w:pPr>
               <w:spacing w:after="20" w:before="0"/>
             </w:pPr>
-            <w:hyperlink w:history="1" r:id="rIdh0zronlewjoks22onwsv2">
+            <w:hyperlink w:history="1" r:id="rId72azphbt8gnxs6warmgku">
               <w:r>
                 <w:rPr>
                   <w:rFonts w:ascii="Arial" w:cs="Arial" w:eastAsia="Arial" w:hAnsi="Arial"/>
@@ -19293,7 +19293,7 @@
               <w:spacing w:after="10" w:before="0"/>
               <w:ind w:left="120"/>
             </w:pPr>
-            <w:hyperlink w:history="1" r:id="rIdgn98c6kr3b44-pd1favnj">
+            <w:hyperlink w:history="1" r:id="rIdatg28xojsax5hrmjux0oe">
               <w:r>
                 <w:rPr>
                   <w:rFonts w:ascii="Arial" w:cs="Arial" w:eastAsia="Arial" w:hAnsi="Arial"/>
@@ -19493,7 +19493,7 @@
             <w:pPr>
               <w:spacing w:after="20" w:before="0"/>
             </w:pPr>
-            <w:hyperlink w:history="1" r:id="rIdwxnnhxg-csm7xnp7w8znp">
+            <w:hyperlink w:history="1" r:id="rId6bn_4gwqlnkdhd_an_rnq">
               <w:r>
                 <w:rPr>
                   <w:rFonts w:ascii="Arial" w:cs="Arial" w:eastAsia="Arial" w:hAnsi="Arial"/>
@@ -19542,7 +19542,7 @@
               <w:spacing w:after="10" w:before="0"/>
               <w:ind w:left="120"/>
             </w:pPr>
-            <w:hyperlink w:history="1" r:id="rIdmzwmzflir58ukeqv-zmq1">
+            <w:hyperlink w:history="1" r:id="rIdbciuur8qepmzursc-y6fu">
               <w:r>
                 <w:rPr>
                   <w:rFonts w:ascii="Arial" w:cs="Arial" w:eastAsia="Arial" w:hAnsi="Arial"/>
@@ -19587,7 +19587,7 @@
             <w:pPr>
               <w:spacing w:after="20" w:before="0"/>
             </w:pPr>
-            <w:hyperlink w:history="1" r:id="rId21p1lehbq-dad7fwthkoc">
+            <w:hyperlink w:history="1" r:id="rIdllm2mwesyoeanw_f1yor_">
               <w:r>
                 <w:rPr>
                   <w:rFonts w:ascii="Arial" w:cs="Arial" w:eastAsia="Arial" w:hAnsi="Arial"/>
@@ -19620,7 +19620,7 @@
               <w:spacing w:after="10" w:before="0"/>
               <w:ind w:left="120"/>
             </w:pPr>
-            <w:hyperlink w:history="1" r:id="rIdzijt8yuw4sudj-pfjcosq">
+            <w:hyperlink w:history="1" r:id="rIdojmvgxi8jbzug-0cpvta6">
               <w:r>
                 <w:rPr>
                   <w:rFonts w:ascii="Arial" w:cs="Arial" w:eastAsia="Arial" w:hAnsi="Arial"/>
@@ -19820,7 +19820,7 @@
             <w:pPr>
               <w:spacing w:after="20" w:before="0"/>
             </w:pPr>
-            <w:hyperlink w:history="1" r:id="rIduthopzckq07acsbpjmzq6">
+            <w:hyperlink w:history="1" r:id="rIddodohg74ol3zopppzjscd">
               <w:r>
                 <w:rPr>
                   <w:rFonts w:ascii="Arial" w:cs="Arial" w:eastAsia="Arial" w:hAnsi="Arial"/>
@@ -19869,7 +19869,7 @@
               <w:spacing w:after="10" w:before="0"/>
               <w:ind w:left="120"/>
             </w:pPr>
-            <w:hyperlink w:history="1" r:id="rIdpoyxveqnph_twg5jbg1tu">
+            <w:hyperlink w:history="1" r:id="rIdz_lkmzqinun__mzuhbsvk">
               <w:r>
                 <w:rPr>
                   <w:rFonts w:ascii="Arial" w:cs="Arial" w:eastAsia="Arial" w:hAnsi="Arial"/>
@@ -19914,7 +19914,7 @@
             <w:pPr>
               <w:spacing w:after="20" w:before="0"/>
             </w:pPr>
-            <w:hyperlink w:history="1" r:id="rIdvpnpd0coiovneodkixilp">
+            <w:hyperlink w:history="1" r:id="rIdkxcmc5tuca8lkarwquhrf">
               <w:r>
                 <w:rPr>
                   <w:rFonts w:ascii="Arial" w:cs="Arial" w:eastAsia="Arial" w:hAnsi="Arial"/>
@@ -19947,7 +19947,7 @@
               <w:spacing w:after="10" w:before="0"/>
               <w:ind w:left="120"/>
             </w:pPr>
-            <w:hyperlink w:history="1" r:id="rIdennfpa0byucs6w9k5wti-">
+            <w:hyperlink w:history="1" r:id="rIdk2fjhyl5nhpoymswfe429">
               <w:r>
                 <w:rPr>
                   <w:rFonts w:ascii="Arial" w:cs="Arial" w:eastAsia="Arial" w:hAnsi="Arial"/>
@@ -20147,7 +20147,7 @@
             <w:pPr>
               <w:spacing w:after="20" w:before="0"/>
             </w:pPr>
-            <w:hyperlink w:history="1" r:id="rIdaktfpcofwjoojibpmdpzt">
+            <w:hyperlink w:history="1" r:id="rIda9sypldipwx-ydc_cqzta">
               <w:r>
                 <w:rPr>
                   <w:rFonts w:ascii="Arial" w:cs="Arial" w:eastAsia="Arial" w:hAnsi="Arial"/>
@@ -20196,7 +20196,7 @@
               <w:spacing w:after="10" w:before="0"/>
               <w:ind w:left="120"/>
             </w:pPr>
-            <w:hyperlink w:history="1" r:id="rIdf_47dqsa-rsbgku7hltiz">
+            <w:hyperlink w:history="1" r:id="rIdosgfzjycxu0arfpvnvdhv">
               <w:r>
                 <w:rPr>
                   <w:rFonts w:ascii="Arial" w:cs="Arial" w:eastAsia="Arial" w:hAnsi="Arial"/>
@@ -20241,7 +20241,7 @@
             <w:pPr>
               <w:spacing w:after="20" w:before="0"/>
             </w:pPr>
-            <w:hyperlink w:history="1" r:id="rId8ssanovynuc21vdd-hazb">
+            <w:hyperlink w:history="1" r:id="rId1z9deq4jazo0jsxuh3i5g">
               <w:r>
                 <w:rPr>
                   <w:rFonts w:ascii="Arial" w:cs="Arial" w:eastAsia="Arial" w:hAnsi="Arial"/>
@@ -20274,7 +20274,7 @@
               <w:spacing w:after="10" w:before="0"/>
               <w:ind w:left="120"/>
             </w:pPr>
-            <w:hyperlink w:history="1" r:id="rIdjq73eypr6ifkcfgcg4fna">
+            <w:hyperlink w:history="1" r:id="rIdkvtxndfs8pggpoxek1ui_">
               <w:r>
                 <w:rPr>
                   <w:rFonts w:ascii="Arial" w:cs="Arial" w:eastAsia="Arial" w:hAnsi="Arial"/>
@@ -20474,7 +20474,7 @@
             <w:pPr>
               <w:spacing w:after="20" w:before="0"/>
             </w:pPr>
-            <w:hyperlink w:history="1" r:id="rIdhdbcafvc_tdzckybanqnv">
+            <w:hyperlink w:history="1" r:id="rIdpsei7aaruivu923sriwzq">
               <w:r>
                 <w:rPr>
                   <w:rFonts w:ascii="Arial" w:cs="Arial" w:eastAsia="Arial" w:hAnsi="Arial"/>
@@ -20523,7 +20523,7 @@
               <w:spacing w:after="10" w:before="0"/>
               <w:ind w:left="120"/>
             </w:pPr>
-            <w:hyperlink w:history="1" r:id="rIdttq_vfd5ymtohrftmvetg">
+            <w:hyperlink w:history="1" r:id="rIds-7psepdt_02v-usplu-m">
               <w:r>
                 <w:rPr>
                   <w:rFonts w:ascii="Arial" w:cs="Arial" w:eastAsia="Arial" w:hAnsi="Arial"/>
@@ -20568,7 +20568,7 @@
             <w:pPr>
               <w:spacing w:after="20" w:before="0"/>
             </w:pPr>
-            <w:hyperlink w:history="1" r:id="rIdamlap7lusumnz9e2wzs3j">
+            <w:hyperlink w:history="1" r:id="rIdlfssh7wqrbfox5n56yepi">
               <w:r>
                 <w:rPr>
                   <w:rFonts w:ascii="Arial" w:cs="Arial" w:eastAsia="Arial" w:hAnsi="Arial"/>
@@ -20617,7 +20617,7 @@
               <w:spacing w:after="10" w:before="0"/>
               <w:ind w:left="120"/>
             </w:pPr>
-            <w:hyperlink w:history="1" r:id="rIdqy6w5fms3zodicgxqddcz">
+            <w:hyperlink w:history="1" r:id="rIdrxfnzqtxsrlblbzk9xqco">
               <w:r>
                 <w:rPr>
                   <w:rFonts w:ascii="Arial" w:cs="Arial" w:eastAsia="Arial" w:hAnsi="Arial"/>
@@ -21142,7 +21142,7 @@
         </w:rPr>
         <w:t xml:space="preserve">© 2026 SeaVuria and ARES. Aligned with KICD objectives. Developed by SeaVuria; technical implementation by ARES (with AI assistance from Claude). Licensed under </w:t>
       </w:r>
-      <w:hyperlink w:history="1" r:id="rId1m0grizm7xoywpc5oextq">
+      <w:hyperlink w:history="1" r:id="rIdxvcpq3qdyjlv9zf1km_7a">
         <w:r>
           <w:rPr>
             <w:rFonts w:ascii="Arial" w:cs="Arial" w:eastAsia="Arial" w:hAnsi="Arial"/>
@@ -21163,7 +21163,7 @@
         </w:rPr>
         <w:t xml:space="preserve"> (</w:t>
       </w:r>
-      <w:hyperlink w:history="1" r:id="rId2ihrh2h3ci1of_tittebn">
+      <w:hyperlink w:history="1" r:id="rIds1hycipbebbdfdwznlyqg">
         <w:r>
           <w:rPr>
             <w:rFonts w:ascii="Arial" w:cs="Arial" w:eastAsia="Arial" w:hAnsi="Arial"/>
@@ -22203,7 +22203,7 @@
             <w:pPr>
               <w:spacing w:after="20" w:before="0"/>
             </w:pPr>
-            <w:hyperlink w:history="1" r:id="rIdih9gofhmqqahr3mv1fdfu">
+            <w:hyperlink w:history="1" r:id="rIde0demuiz0vbkpscvp4fk5">
               <w:r>
                 <w:rPr>
                   <w:rFonts w:ascii="Arial" w:cs="Arial" w:eastAsia="Arial" w:hAnsi="Arial"/>
@@ -22236,7 +22236,7 @@
               <w:spacing w:after="10" w:before="0"/>
               <w:ind w:left="120"/>
             </w:pPr>
-            <w:hyperlink w:history="1" r:id="rIdk-rs_txklu-xr4ourwqxg">
+            <w:hyperlink w:history="1" r:id="rIdkshn1zqwwflvp6dxtjys9">
               <w:r>
                 <w:rPr>
                   <w:rFonts w:ascii="Arial" w:cs="Arial" w:eastAsia="Arial" w:hAnsi="Arial"/>
@@ -22281,7 +22281,7 @@
             <w:pPr>
               <w:spacing w:after="20" w:before="0"/>
             </w:pPr>
-            <w:hyperlink w:history="1" r:id="rIduzegfzz7xctx-y71kszv3">
+            <w:hyperlink w:history="1" r:id="rIdo_goe13cab9nmonfzbfka">
               <w:r>
                 <w:rPr>
                   <w:rFonts w:ascii="Arial" w:cs="Arial" w:eastAsia="Arial" w:hAnsi="Arial"/>
@@ -22314,7 +22314,7 @@
               <w:spacing w:after="10" w:before="0"/>
               <w:ind w:left="120"/>
             </w:pPr>
-            <w:hyperlink w:history="1" r:id="rIdgnwa2z9jukpt_pvfi6cau">
+            <w:hyperlink w:history="1" r:id="rIdvm23dqbqftvwgsu79s-bo">
               <w:r>
                 <w:rPr>
                   <w:rFonts w:ascii="Arial" w:cs="Arial" w:eastAsia="Arial" w:hAnsi="Arial"/>
@@ -22514,7 +22514,7 @@
             <w:pPr>
               <w:spacing w:after="20" w:before="0"/>
             </w:pPr>
-            <w:hyperlink w:history="1" r:id="rIdzatqaz9-z-zhjsobrryai">
+            <w:hyperlink w:history="1" r:id="rIdni-or1obd_wtedolekozz">
               <w:r>
                 <w:rPr>
                   <w:rFonts w:ascii="Arial" w:cs="Arial" w:eastAsia="Arial" w:hAnsi="Arial"/>
@@ -22547,7 +22547,7 @@
               <w:spacing w:after="10" w:before="0"/>
               <w:ind w:left="120"/>
             </w:pPr>
-            <w:hyperlink w:history="1" r:id="rIdquue_syok8fjclf2figb9">
+            <w:hyperlink w:history="1" r:id="rIdur_ge8qb-tvgz1tpqbroj">
               <w:r>
                 <w:rPr>
                   <w:rFonts w:ascii="Arial" w:cs="Arial" w:eastAsia="Arial" w:hAnsi="Arial"/>
@@ -22592,7 +22592,7 @@
             <w:pPr>
               <w:spacing w:after="20" w:before="0"/>
             </w:pPr>
-            <w:hyperlink w:history="1" r:id="rIdgolm_ilplsn7wsujsphvc">
+            <w:hyperlink w:history="1" r:id="rId1iv-nzqcoibfaly1f2kb-">
               <w:r>
                 <w:rPr>
                   <w:rFonts w:ascii="Arial" w:cs="Arial" w:eastAsia="Arial" w:hAnsi="Arial"/>
@@ -22625,7 +22625,7 @@
               <w:spacing w:after="10" w:before="0"/>
               <w:ind w:left="120"/>
             </w:pPr>
-            <w:hyperlink w:history="1" r:id="rIdu-av0upanveqcs0oqxlfr">
+            <w:hyperlink w:history="1" r:id="rIdkbgfw5q1j79kafdplisr1">
               <w:r>
                 <w:rPr>
                   <w:rFonts w:ascii="Arial" w:cs="Arial" w:eastAsia="Arial" w:hAnsi="Arial"/>
@@ -22825,7 +22825,7 @@
             <w:pPr>
               <w:spacing w:after="20" w:before="0"/>
             </w:pPr>
-            <w:hyperlink w:history="1" r:id="rIduwwy3ek5xvqi1w9gowspy">
+            <w:hyperlink w:history="1" r:id="rIdnmrd4yezvhbgcmdmaatms">
               <w:r>
                 <w:rPr>
                   <w:rFonts w:ascii="Arial" w:cs="Arial" w:eastAsia="Arial" w:hAnsi="Arial"/>
@@ -22858,7 +22858,7 @@
               <w:spacing w:after="10" w:before="0"/>
               <w:ind w:left="120"/>
             </w:pPr>
-            <w:hyperlink w:history="1" r:id="rIdnnxnylpz9lthw9k_r_c9c">
+            <w:hyperlink w:history="1" r:id="rIdldzsg6sn-bgbsjcwc8kyb">
               <w:r>
                 <w:rPr>
                   <w:rFonts w:ascii="Arial" w:cs="Arial" w:eastAsia="Arial" w:hAnsi="Arial"/>
@@ -22903,7 +22903,7 @@
             <w:pPr>
               <w:spacing w:after="20" w:before="0"/>
             </w:pPr>
-            <w:hyperlink w:history="1" r:id="rIdjs3hszugerd0f5mt62jug">
+            <w:hyperlink w:history="1" r:id="rIdurtf0pgi0r_oekrff5b3f">
               <w:r>
                 <w:rPr>
                   <w:rFonts w:ascii="Arial" w:cs="Arial" w:eastAsia="Arial" w:hAnsi="Arial"/>
@@ -22936,7 +22936,7 @@
               <w:spacing w:after="10" w:before="0"/>
               <w:ind w:left="120"/>
             </w:pPr>
-            <w:hyperlink w:history="1" r:id="rIdqbqqleh0vhpel4yvi40th">
+            <w:hyperlink w:history="1" r:id="rIdacfoo9bkov2gfmt9yi42j">
               <w:r>
                 <w:rPr>
                   <w:rFonts w:ascii="Arial" w:cs="Arial" w:eastAsia="Arial" w:hAnsi="Arial"/>
@@ -23136,7 +23136,7 @@
             <w:pPr>
               <w:spacing w:after="20" w:before="0"/>
             </w:pPr>
-            <w:hyperlink w:history="1" r:id="rIdctvrxydz9w2fznactunke">
+            <w:hyperlink w:history="1" r:id="rIdbfg9bl_lppgzood3zs1sf">
               <w:r>
                 <w:rPr>
                   <w:rFonts w:ascii="Arial" w:cs="Arial" w:eastAsia="Arial" w:hAnsi="Arial"/>
@@ -23169,7 +23169,7 @@
               <w:spacing w:after="10" w:before="0"/>
               <w:ind w:left="120"/>
             </w:pPr>
-            <w:hyperlink w:history="1" r:id="rIdiqie94eroif8cjtrguu1d">
+            <w:hyperlink w:history="1" r:id="rIdt5emnqewo7mymjpivk_3u">
               <w:r>
                 <w:rPr>
                   <w:rFonts w:ascii="Arial" w:cs="Arial" w:eastAsia="Arial" w:hAnsi="Arial"/>
@@ -23214,7 +23214,7 @@
             <w:pPr>
               <w:spacing w:after="20" w:before="0"/>
             </w:pPr>
-            <w:hyperlink w:history="1" r:id="rIds8zh5a7caegx_m2qjqlpb">
+            <w:hyperlink w:history="1" r:id="rIdkhlatgltwxzp2hvvuz0uc">
               <w:r>
                 <w:rPr>
                   <w:rFonts w:ascii="Arial" w:cs="Arial" w:eastAsia="Arial" w:hAnsi="Arial"/>
@@ -23247,7 +23247,7 @@
               <w:spacing w:after="10" w:before="0"/>
               <w:ind w:left="120"/>
             </w:pPr>
-            <w:hyperlink w:history="1" r:id="rIdmouueqfemf8neqcjcixlm">
+            <w:hyperlink w:history="1" r:id="rIdkdgcu_nspsx6eyxojigjo">
               <w:r>
                 <w:rPr>
                   <w:rFonts w:ascii="Arial" w:cs="Arial" w:eastAsia="Arial" w:hAnsi="Arial"/>
@@ -23447,7 +23447,7 @@
             <w:pPr>
               <w:spacing w:after="20" w:before="0"/>
             </w:pPr>
-            <w:hyperlink w:history="1" r:id="rIdb3f5uiepqc5n1vqffjzlg">
+            <w:hyperlink w:history="1" r:id="rIdr32bdtcdnwqfqkqll38ed">
               <w:r>
                 <w:rPr>
                   <w:rFonts w:ascii="Arial" w:cs="Arial" w:eastAsia="Arial" w:hAnsi="Arial"/>
@@ -23480,7 +23480,7 @@
               <w:spacing w:after="10" w:before="0"/>
               <w:ind w:left="120"/>
             </w:pPr>
-            <w:hyperlink w:history="1" r:id="rIdqh35h3ij66gz_xhnqaivs">
+            <w:hyperlink w:history="1" r:id="rIduq50tvgnfvcnuwqiaw6yi">
               <w:r>
                 <w:rPr>
                   <w:rFonts w:ascii="Arial" w:cs="Arial" w:eastAsia="Arial" w:hAnsi="Arial"/>
@@ -23525,7 +23525,7 @@
             <w:pPr>
               <w:spacing w:after="20" w:before="0"/>
             </w:pPr>
-            <w:hyperlink w:history="1" r:id="rIdq0djstcvlbuvynicn4v95">
+            <w:hyperlink w:history="1" r:id="rIdofhazl3khes63_yxb95wb">
               <w:r>
                 <w:rPr>
                   <w:rFonts w:ascii="Arial" w:cs="Arial" w:eastAsia="Arial" w:hAnsi="Arial"/>
@@ -23574,7 +23574,7 @@
               <w:spacing w:after="10" w:before="0"/>
               <w:ind w:left="120"/>
             </w:pPr>
-            <w:hyperlink w:history="1" r:id="rIdgp90ba1veddn3wqefd-pn">
+            <w:hyperlink w:history="1" r:id="rIdb2-hhqvqnmwcqa7i1-_1r">
               <w:r>
                 <w:rPr>
                   <w:rFonts w:ascii="Arial" w:cs="Arial" w:eastAsia="Arial" w:hAnsi="Arial"/>
@@ -24099,7 +24099,7 @@
         </w:rPr>
         <w:t xml:space="preserve">© 2026 SeaVuria and ARES. Aligned with KICD objectives. Developed by SeaVuria; technical implementation by ARES (with AI assistance from Claude). Licensed under </w:t>
       </w:r>
-      <w:hyperlink w:history="1" r:id="rIdettzwv1piudxmd32ccimd">
+      <w:hyperlink w:history="1" r:id="rIdwd3hgkk-k5h2goldem_ts">
         <w:r>
           <w:rPr>
             <w:rFonts w:ascii="Arial" w:cs="Arial" w:eastAsia="Arial" w:hAnsi="Arial"/>
@@ -24120,7 +24120,7 @@
         </w:rPr>
         <w:t xml:space="preserve"> (</w:t>
       </w:r>
-      <w:hyperlink w:history="1" r:id="rIdm87pcbkvy9fpzbawfy8yj">
+      <w:hyperlink w:history="1" r:id="rIdkv_auayqkpcbtuuusyh5h">
         <w:r>
           <w:rPr>
             <w:rFonts w:ascii="Arial" w:cs="Arial" w:eastAsia="Arial" w:hAnsi="Arial"/>
@@ -25160,7 +25160,7 @@
             <w:pPr>
               <w:spacing w:after="20" w:before="0"/>
             </w:pPr>
-            <w:hyperlink w:history="1" r:id="rIdhfvjp54ubwofstl7jdwwk">
+            <w:hyperlink w:history="1" r:id="rIdvc_076irbhbfnhshfm-pd">
               <w:r>
                 <w:rPr>
                   <w:rFonts w:ascii="Arial" w:cs="Arial" w:eastAsia="Arial" w:hAnsi="Arial"/>
@@ -25193,7 +25193,7 @@
               <w:spacing w:after="10" w:before="0"/>
               <w:ind w:left="120"/>
             </w:pPr>
-            <w:hyperlink w:history="1" r:id="rId0gpokhsxluxqejqac91if">
+            <w:hyperlink w:history="1" r:id="rIdfynrnyulrazbgyjhycliq">
               <w:r>
                 <w:rPr>
                   <w:rFonts w:ascii="Arial" w:cs="Arial" w:eastAsia="Arial" w:hAnsi="Arial"/>
@@ -25238,7 +25238,7 @@
             <w:pPr>
               <w:spacing w:after="20" w:before="0"/>
             </w:pPr>
-            <w:hyperlink w:history="1" r:id="rIdrtjsawcfhsoxvbxfq3f4-">
+            <w:hyperlink w:history="1" r:id="rId6u8cp6dqzsomxku44vcpf">
               <w:r>
                 <w:rPr>
                   <w:rFonts w:ascii="Arial" w:cs="Arial" w:eastAsia="Arial" w:hAnsi="Arial"/>
@@ -25271,7 +25271,7 @@
               <w:spacing w:after="10" w:before="0"/>
               <w:ind w:left="120"/>
             </w:pPr>
-            <w:hyperlink w:history="1" r:id="rId0vjhqp84olzckjb1pypu4">
+            <w:hyperlink w:history="1" r:id="rIddeofhs8i9evteq6igki51">
               <w:r>
                 <w:rPr>
                   <w:rFonts w:ascii="Arial" w:cs="Arial" w:eastAsia="Arial" w:hAnsi="Arial"/>
@@ -25471,7 +25471,7 @@
             <w:pPr>
               <w:spacing w:after="20" w:before="0"/>
             </w:pPr>
-            <w:hyperlink w:history="1" r:id="rIdg9qdcgb-yezhqexkjc1q7">
+            <w:hyperlink w:history="1" r:id="rIdccra69_in2m4ptjxbz6el">
               <w:r>
                 <w:rPr>
                   <w:rFonts w:ascii="Arial" w:cs="Arial" w:eastAsia="Arial" w:hAnsi="Arial"/>
@@ -25504,7 +25504,7 @@
               <w:spacing w:after="10" w:before="0"/>
               <w:ind w:left="120"/>
             </w:pPr>
-            <w:hyperlink w:history="1" r:id="rIdll9r7sk9mbktno9_srlc8">
+            <w:hyperlink w:history="1" r:id="rIdlfbbli3liqkiezb5smpdy">
               <w:r>
                 <w:rPr>
                   <w:rFonts w:ascii="Arial" w:cs="Arial" w:eastAsia="Arial" w:hAnsi="Arial"/>
@@ -25549,7 +25549,7 @@
             <w:pPr>
               <w:spacing w:after="20" w:before="0"/>
             </w:pPr>
-            <w:hyperlink w:history="1" r:id="rIdndmq9lqv-vnnk3bvgn3xt">
+            <w:hyperlink w:history="1" r:id="rId8phg7xtjkjtr1e3tvk8ar">
               <w:r>
                 <w:rPr>
                   <w:rFonts w:ascii="Arial" w:cs="Arial" w:eastAsia="Arial" w:hAnsi="Arial"/>
@@ -25582,7 +25582,7 @@
               <w:spacing w:after="10" w:before="0"/>
               <w:ind w:left="120"/>
             </w:pPr>
-            <w:hyperlink w:history="1" r:id="rIdgnq_9yvq3peimsudm4cdc">
+            <w:hyperlink w:history="1" r:id="rId9nravmbpmth0_5yahjimv">
               <w:r>
                 <w:rPr>
                   <w:rFonts w:ascii="Arial" w:cs="Arial" w:eastAsia="Arial" w:hAnsi="Arial"/>
@@ -26022,7 +26022,7 @@
             <w:pPr>
               <w:spacing w:after="20" w:before="0"/>
             </w:pPr>
-            <w:hyperlink w:history="1" r:id="rIdrydrlqtzyqfj3uexuoonw">
+            <w:hyperlink w:history="1" r:id="rIdccjcv2xqkclhmrdalwh7o">
               <w:r>
                 <w:rPr>
                   <w:rFonts w:ascii="Arial" w:cs="Arial" w:eastAsia="Arial" w:hAnsi="Arial"/>
@@ -26055,7 +26055,7 @@
               <w:spacing w:after="10" w:before="0"/>
               <w:ind w:left="120"/>
             </w:pPr>
-            <w:hyperlink w:history="1" r:id="rIdrkyhluyp9hqmlz4jupmb-">
+            <w:hyperlink w:history="1" r:id="rIdtkkvblyj91jzulrk5myq_">
               <w:r>
                 <w:rPr>
                   <w:rFonts w:ascii="Arial" w:cs="Arial" w:eastAsia="Arial" w:hAnsi="Arial"/>
@@ -26100,7 +26100,7 @@
             <w:pPr>
               <w:spacing w:after="20" w:before="0"/>
             </w:pPr>
-            <w:hyperlink w:history="1" r:id="rIdbgstegt3ltwlkki5_tovc">
+            <w:hyperlink w:history="1" r:id="rIdwhwhzcj62r5en7dk92owa">
               <w:r>
                 <w:rPr>
                   <w:rFonts w:ascii="Arial" w:cs="Arial" w:eastAsia="Arial" w:hAnsi="Arial"/>
@@ -26133,7 +26133,7 @@
               <w:spacing w:after="10" w:before="0"/>
               <w:ind w:left="120"/>
             </w:pPr>
-            <w:hyperlink w:history="1" r:id="rIdxj-1hcc-glpwcxmy67sxw">
+            <w:hyperlink w:history="1" r:id="rId-vt61jkm8fnsjeb7b-dja">
               <w:r>
                 <w:rPr>
                   <w:rFonts w:ascii="Arial" w:cs="Arial" w:eastAsia="Arial" w:hAnsi="Arial"/>
@@ -26333,7 +26333,7 @@
             <w:pPr>
               <w:spacing w:after="20" w:before="0"/>
             </w:pPr>
-            <w:hyperlink w:history="1" r:id="rIdwjem1fwvbo7fsy71o9dx7">
+            <w:hyperlink w:history="1" r:id="rIdctnuber63afufqofovhoa">
               <w:r>
                 <w:rPr>
                   <w:rFonts w:ascii="Arial" w:cs="Arial" w:eastAsia="Arial" w:hAnsi="Arial"/>
@@ -26366,7 +26366,7 @@
               <w:spacing w:after="10" w:before="0"/>
               <w:ind w:left="120"/>
             </w:pPr>
-            <w:hyperlink w:history="1" r:id="rId7mawxknmr-rqccqfc1vxn">
+            <w:hyperlink w:history="1" r:id="rIdrrz6ao9spzspuli5oj72n">
               <w:r>
                 <w:rPr>
                   <w:rFonts w:ascii="Arial" w:cs="Arial" w:eastAsia="Arial" w:hAnsi="Arial"/>
@@ -26411,7 +26411,7 @@
             <w:pPr>
               <w:spacing w:after="20" w:before="0"/>
             </w:pPr>
-            <w:hyperlink w:history="1" r:id="rIdmmgpqy5bjsnwdndqg3odw">
+            <w:hyperlink w:history="1" r:id="rIdt15x-ulos047qpupgynwa">
               <w:r>
                 <w:rPr>
                   <w:rFonts w:ascii="Arial" w:cs="Arial" w:eastAsia="Arial" w:hAnsi="Arial"/>
@@ -26444,7 +26444,7 @@
               <w:spacing w:after="10" w:before="0"/>
               <w:ind w:left="120"/>
             </w:pPr>
-            <w:hyperlink w:history="1" r:id="rIdmeix7s3sihif9mc6yrmie">
+            <w:hyperlink w:history="1" r:id="rIdcvgtjw-e64l0kfgxjbkf6">
               <w:r>
                 <w:rPr>
                   <w:rFonts w:ascii="Arial" w:cs="Arial" w:eastAsia="Arial" w:hAnsi="Arial"/>
@@ -26644,7 +26644,7 @@
             <w:pPr>
               <w:spacing w:after="20" w:before="0"/>
             </w:pPr>
-            <w:hyperlink w:history="1" r:id="rIdderz2c2-hbywf5ei97mqo">
+            <w:hyperlink w:history="1" r:id="rId9dwh627tvufuo_zvkoacw">
               <w:r>
                 <w:rPr>
                   <w:rFonts w:ascii="Arial" w:cs="Arial" w:eastAsia="Arial" w:hAnsi="Arial"/>
@@ -26677,7 +26677,7 @@
               <w:spacing w:after="10" w:before="0"/>
               <w:ind w:left="120"/>
             </w:pPr>
-            <w:hyperlink w:history="1" r:id="rIdlxddszyhdsiwlhtxkun3k">
+            <w:hyperlink w:history="1" r:id="rId3m-yfpvl8wzepdycwoypt">
               <w:r>
                 <w:rPr>
                   <w:rFonts w:ascii="Arial" w:cs="Arial" w:eastAsia="Arial" w:hAnsi="Arial"/>
@@ -26722,7 +26722,7 @@
             <w:pPr>
               <w:spacing w:after="20" w:before="0"/>
             </w:pPr>
-            <w:hyperlink w:history="1" r:id="rIdwil0c-zi9aklcmssev3ld">
+            <w:hyperlink w:history="1" r:id="rId9d3ebdxvulrs8syxumq_b">
               <w:r>
                 <w:rPr>
                   <w:rFonts w:ascii="Arial" w:cs="Arial" w:eastAsia="Arial" w:hAnsi="Arial"/>
@@ -26755,7 +26755,7 @@
               <w:spacing w:after="10" w:before="0"/>
               <w:ind w:left="120"/>
             </w:pPr>
-            <w:hyperlink w:history="1" r:id="rIdyxqpxni1q6xv3okio_a0v">
+            <w:hyperlink w:history="1" r:id="rIdr-bcoueosdxzrj0wkmsiq">
               <w:r>
                 <w:rPr>
                   <w:rFonts w:ascii="Arial" w:cs="Arial" w:eastAsia="Arial" w:hAnsi="Arial"/>
@@ -27520,7 +27520,7 @@
         </w:rPr>
         <w:t xml:space="preserve">© 2026 SeaVuria and ARES. Aligned with KICD objectives. Developed by SeaVuria; technical implementation by ARES (with AI assistance from Claude). Licensed under </w:t>
       </w:r>
-      <w:hyperlink w:history="1" r:id="rId_4wpgsxrpxv4qm0xsl-gj">
+      <w:hyperlink w:history="1" r:id="rIdyrznrtulsjykigv9cv4tk">
         <w:r>
           <w:rPr>
             <w:rFonts w:ascii="Arial" w:cs="Arial" w:eastAsia="Arial" w:hAnsi="Arial"/>
@@ -27541,7 +27541,7 @@
         </w:rPr>
         <w:t xml:space="preserve"> (</w:t>
       </w:r>
-      <w:hyperlink w:history="1" r:id="rIdl7ssdwigjpd3x_kmya-cy">
+      <w:hyperlink w:history="1" r:id="rIdoipz9gndbfusp9w4tj_fq">
         <w:r>
           <w:rPr>
             <w:rFonts w:ascii="Arial" w:cs="Arial" w:eastAsia="Arial" w:hAnsi="Arial"/>
